--- a/app/plantillas/LUCUMO 77947675-8/CONTRATO GARZON POR DIA Extranjero - Plazo Fijo.docx
+++ b/app/plantillas/LUCUMO 77947675-8/CONTRATO GARZON POR DIA Extranjero - Plazo Fijo.docx
@@ -218,7 +218,7 @@
         <w:t xml:space="preserve">CUARTO: JORNADA. </w:t>
       </w:r>
       <w:r>
-        <w:t xml:space="preserve">El trabajador cumplirá una jornada de hasta {HORAS_SEMANALES} horas semanales, sobre la base de turnos diarios distribuidos de lunes a domingo según la planificación que el empleador entregará con la debida anticipación, dentro del horario de funcionamiento del establecimiento y sin superar 5 días de trabajo continuo. El trabajador dispondrá de media hora diaria de colación, la que no se imputará a la jornada de trabajo. La asistencia en días domingo y festivos será considerada jornada ordinaria, respetándose los descansos legales. Queda prohibido al trabajador cumplir funciones en horas extraordinarias sin autorización escrita del empleador.</w:t>
+        <w:t xml:space="preserve">El trabajador cumplirá una jornada sobre la base de turnos diarios distribuidos de lunes a domingo según la planificación que el empleador entregará con la debida anticipación, dentro del horario de funcionamiento del establecimiento y sin superar 5 días de trabajo continuo. El trabajador dispondrá de media hora diaria de colación, la que no se imputará a la jornada de trabajo. La asistencia en días domingo y festivos será considerada jornada ordinaria, respetándose los descansos legales. Queda prohibido al trabajador cumplir funciones en horas extraordinarias sin autorización escrita del empleador.</w:t>
       </w:r>
     </w:p>
     <w:p>
@@ -577,6 +577,24 @@
       </w:pPr>
       <w:r>
         <w:t xml:space="preserve"> </w:t>
+      </w:r>
+    </w:p>
+    <w:p>
+      <w:pPr>
+        <w:jc w:val="both"/>
+      </w:pPr>
+      <w:r>
+        <w:rPr>
+          <w:b/>
+          <w:bCs/>
+        </w:rPr>
+        <w:t xml:space="preserve">DÉCIMO TERCERO: PREVISIÓN. </w:t>
+      </w:r>
+      <w:r>
+        <w:rPr>
+          <w:bCs/>
+        </w:rPr>
+        <w:t xml:space="preserve">Se deja constancia que el Trabajador cotizará en el régimen previsional chileno, comprometiéndose el Empleador a efectuar las retenciones legales y a enterarlas en las instituciones correspondientes; para estos efectos, el Trabajador se encuentra afiliado a {PREVISION} para las cotizaciones previsionales y a {INSTITUCION_SALUD} para las cotizaciones de salud.</w:t>
       </w:r>
     </w:p>
     <w:p>
